--- a/Sistemas/Paradigma 4+1.docx
+++ b/Sistemas/Paradigma 4+1.docx
@@ -5,22 +5,18 @@
     <w:p>
       <w:pPr>
         <w:rPr>
-          <w:lang w:val="es-CL"/>
-        </w:rPr>
-      </w:pPr>
-      <w:bookmarkStart w:id="0" w:name="_GoBack"/>
-      <w:r>
-        <w:rPr>
-          <w:lang w:val="es-CL"/>
-        </w:rPr>
-        <w:t xml:space="preserve">Vista </w:t>
-      </w:r>
-      <w:bookmarkEnd w:id="0"/>
-      <w:r>
-        <w:rPr>
-          <w:lang w:val="es-CL"/>
-        </w:rPr>
-        <w:t>lógica</w:t>
+          <w:b/>
+          <w:u w:val="single"/>
+          <w:lang w:val="es-CL"/>
+        </w:rPr>
+      </w:pPr>
+      <w:r>
+        <w:rPr>
+          <w:b/>
+          <w:u w:val="single"/>
+          <w:lang w:val="es-CL"/>
+        </w:rPr>
+        <w:t>Vista lógica</w:t>
       </w:r>
     </w:p>
     <w:p>
@@ -105,14 +101,18 @@
       <w:pPr>
         <w:rPr>
           <w:rFonts w:eastAsia="Times New Roman" w:cstheme="minorHAnsi"/>
+          <w:b/>
           <w:color w:val="222222"/>
+          <w:u w:val="single"/>
           <w:lang w:eastAsia="es-CL"/>
         </w:rPr>
       </w:pPr>
       <w:r>
         <w:rPr>
           <w:rFonts w:eastAsia="Times New Roman" w:cstheme="minorHAnsi"/>
+          <w:b/>
           <w:color w:val="222222"/>
+          <w:u w:val="single"/>
           <w:lang w:eastAsia="es-CL"/>
         </w:rPr>
         <w:t>Vista física</w:t>
@@ -254,8 +254,28 @@
         <w:rPr>
           <w:lang w:val="es-CL"/>
         </w:rPr>
+        <w:tab/>
+        <w:t>Los elementos de servidor y equipos de trabajadores funcionan en una red WLAN con sus respectivas plataformas para el traspaso de información mientras que las interacciones con el cliente se levanta por medio de un servidor web para que las funciones de pago y consulta de registros históricos desde donde estime conveniente.</w:t>
+      </w:r>
+    </w:p>
+    <w:p>
+      <w:pPr>
+        <w:rPr>
+          <w:b/>
+          <w:u w:val="single"/>
+          <w:lang w:val="es-CL"/>
+        </w:rPr>
+      </w:pPr>
+      <w:r>
+        <w:rPr>
+          <w:b/>
+          <w:u w:val="single"/>
+          <w:lang w:val="es-CL"/>
+        </w:rPr>
         <w:t>Vista de desarrollo</w:t>
       </w:r>
+      <w:bookmarkStart w:id="0" w:name="_GoBack"/>
+      <w:bookmarkEnd w:id="0"/>
     </w:p>
     <w:p>
       <w:pPr>
@@ -268,6 +288,7 @@
         <w:rPr>
           <w:lang w:val="es-CL"/>
         </w:rPr>
+        <w:lastRenderedPageBreak/>
         <w:t>L</w:t>
       </w:r>
       <w:r>
@@ -341,7 +362,6 @@
         <w:rPr>
           <w:lang w:val="es-CL"/>
         </w:rPr>
-        <w:lastRenderedPageBreak/>
         <w:tab/>
       </w:r>
       <w:r>
@@ -560,6 +580,7 @@
         <w:jc w:val="both"/>
         <w:rPr>
           <w:rFonts w:eastAsiaTheme="minorEastAsia"/>
+          <w:u w:val="single"/>
         </w:rPr>
       </w:pPr>
       <w:r>
@@ -567,22 +588,87 @@
           <w:rFonts w:eastAsiaTheme="minorEastAsia"/>
           <w:b/>
           <w:bCs/>
-        </w:rPr>
-        <w:t>Vista de Procesos:</w:t>
-      </w:r>
-      <w:r>
-        <w:rPr>
-          <w:rFonts w:eastAsiaTheme="minorEastAsia"/>
-        </w:rPr>
-        <w:t xml:space="preserve"> Debe especificar desde la perspectiva de un integrador de sistema, y debe detallar el flujo de trabajo paso a paso de negocio y operacionales de los componentes que conforman un sistema. Debe especificar temas como concurrencia, distribución de procesos, escalabilidad, integridad y tolerancia a fallas desde la perspectiva software.</w:t>
-      </w:r>
-    </w:p>
-    <w:p>
-      <w:pPr>
-        <w:rPr>
-          <w:lang w:val="es-CL"/>
-        </w:rPr>
-      </w:pPr>
+          <w:u w:val="single"/>
+        </w:rPr>
+        <w:t>Vista de Procesos</w:t>
+      </w:r>
+    </w:p>
+    <w:p>
+      <w:pPr>
+        <w:rPr>
+          <w:lang w:val="es-CL"/>
+        </w:rPr>
+      </w:pPr>
+      <w:r>
+        <w:rPr>
+          <w:lang w:val="es-CL"/>
+        </w:rPr>
+        <w:tab/>
+        <w:t>Para la vista de procesos se deben definir los detalles de cómo interactúan paso a paso los 3 tipos de usuarios con el sistema</w:t>
+      </w:r>
+      <w:r>
+        <w:rPr>
+          <w:lang w:val="es-CL"/>
+        </w:rPr>
+        <w:t xml:space="preserve"> en los casos de usos, partiendo desde el punto de inicio de sesión y validación de datos para el ingreso de cada usuario, posterior a estos los usuarios auxiliares tendrán las distintas funciones disponible según sus necesidades </w:t>
+      </w:r>
+    </w:p>
+    <w:p>
+      <w:pPr>
+        <w:rPr>
+          <w:lang w:val="es-CL"/>
+        </w:rPr>
+      </w:pPr>
+      <w:r>
+        <w:rPr>
+          <w:lang w:val="es-CL"/>
+        </w:rPr>
+        <w:tab/>
+        <w:t>El sistema debe ser capaz de llevar el registro de todos los servicios que presta y almacenar y gestionar los datos de los clientes y sus mascotas respectivamente y permitir la corrección de los registros ante un error humano o un problema del propio sistema o base de datos</w:t>
+      </w:r>
+      <w:r>
+        <w:rPr>
+          <w:lang w:val="es-CL"/>
+        </w:rPr>
+        <w:t>.</w:t>
+      </w:r>
+    </w:p>
+    <w:p>
+      <w:pPr>
+        <w:rPr>
+          <w:b/>
+          <w:u w:val="single"/>
+          <w:lang w:val="es-CL"/>
+        </w:rPr>
+      </w:pPr>
+      <w:r>
+        <w:rPr>
+          <w:b/>
+          <w:u w:val="single"/>
+          <w:lang w:val="es-CL"/>
+        </w:rPr>
+        <w:t>Vista de escenarios</w:t>
+      </w:r>
+    </w:p>
+    <w:p>
+      <w:pPr>
+        <w:ind w:firstLine="708"/>
+        <w:rPr>
+          <w:lang w:val="es-CL"/>
+        </w:rPr>
+      </w:pPr>
+      <w:r>
+        <w:rPr>
+          <w:lang w:val="es-CL"/>
+        </w:rPr>
+        <w:t>Los casos de usos del punto anterior detallan los escenarios en los que los tanto como los clientes y los trabajadores interactuaran</w:t>
+      </w:r>
+      <w:r>
+        <w:rPr>
+          <w:lang w:val="es-CL"/>
+        </w:rPr>
+        <w:t xml:space="preserve"> con el sistema y las reacciones que este debe mostrar al usuario junto con las posibles acciones que pueden realizar dependiendo de sus funciones o puntos a realizar</w:t>
+      </w:r>
     </w:p>
     <w:sectPr>
       <w:pgSz w:w="12240" w:h="15840"/>
